--- a/05-content/articles/regionalnye-lgoty/RAZM-statya-2-regionalnye-lgoty.docx
+++ b/05-content/articles/regionalnye-lgoty/RAZM-statya-2-regionalnye-lgoty.docx
@@ -559,7 +559,7 @@
           <w:sz w:val="20"/>
           <w:szCs w:val="20"/>
         </w:rPr>
-        <w:t xml:space="preserve">Правильный выбор налогового режима остаётся основным законным инструментом налоговой оптимизации для малого и среднего бизнеса. Но с 2026 года изменилось само устройство региональных льгот по УСН, и прежние рекомендации больше не работают.</w:t>
+        <w:t xml:space="preserve">Правильный выбор налогового режима остаётся основным законным инструментом налоговой оптимизации для малого и среднего бизнеса. Но с 2026 года изменился механизм предоставления региональных льгот по УСН, и прежние нормы больше не работают.</w:t>
       </w:r>
     </w:p>
     <w:p>
@@ -687,7 +687,7 @@
           <w:sz w:val="20"/>
           <w:szCs w:val="20"/>
         </w:rPr>
-        <w:t xml:space="preserve">Переезд ради ставки больше не работает. Если в новом регионе ставка ниже, три налоговых периода налог считается по ставке прежнего региона. Это прямая норма, доказывать умысел инспекции не нужно.</w:t>
+        <w:t xml:space="preserve">Фиктивная налоговая миграция больше не работает. Если в новом регионе ставка ниже, три налоговых периода налог считается по ставке прежнего региона.</w:t>
       </w:r>
     </w:p>
     <w:p>
@@ -815,135 +815,135 @@
           <w:sz w:val="20"/>
           <w:szCs w:val="20"/>
         </w:rPr>
-        <w:t xml:space="preserve">Но с 2026 года это право сузилось. Раньше регион определял сам, кому давать пониженную ставку: всем упрощенцам или отдельным категориям — по численности работников, по статусу субъекта МСП, по отрасли. Теперь закон субъекта РФ может установить пониженную ставку только для налогоплательщиков, которые ведут виды экономической деятельности, определяемые Правительством РФ, и соответствуют критериям, также установленным Правительством РФ (пункты 1 и 2 статьи 346.20 НК РФ в редакции Федерального закона от 28.11.2025 № 425-ФЗ).</w:t>
-      </w:r>
-    </w:p>
-    <w:p>
-      <w:pPr>
-        <w:spacing w:after="40"/>
-      </w:pPr>
-      <w:r>
-        <w:rPr>
-          <w:rFonts w:ascii="Times New Roman" w:cs="Times New Roman" w:eastAsia="Times New Roman" w:hAnsi="Times New Roman"/>
-          <w:b w:val="false"/>
-          <w:bCs w:val="false"/>
-          <w:color w:val="000000"/>
-          <w:sz w:val="20"/>
-          <w:szCs w:val="20"/>
-        </w:rPr>
-        <w:t xml:space="preserve"/>
-      </w:r>
-    </w:p>
-    <w:p>
-      <w:pPr>
-        <w:spacing w:after="60"/>
-      </w:pPr>
-      <w:r>
-        <w:rPr>
-          <w:rFonts w:ascii="Times New Roman" w:cs="Times New Roman" w:eastAsia="Times New Roman" w:hAnsi="Times New Roman"/>
-          <w:b w:val="false"/>
-          <w:bCs w:val="false"/>
-          <w:color w:val="000000"/>
-          <w:sz w:val="20"/>
-          <w:szCs w:val="20"/>
-        </w:rPr>
-        <w:t xml:space="preserve">Перечень на 2026 год утверждён распоряжением Правительства РФ от 30.12.2025 № 4176-р. В нём виды деятельности названы кодами ОКВЭД 2, а условие одно: доходы за отчётный или налоговый период не превышают 490,5 млн рублей. Из перечня выведены ломбарды, страхование жизни, негосударственные пенсионные фонды и организация азартных игр.</w:t>
-      </w:r>
-    </w:p>
-    <w:p>
-      <w:pPr>
-        <w:spacing w:after="40"/>
-      </w:pPr>
-      <w:r>
-        <w:rPr>
-          <w:rFonts w:ascii="Times New Roman" w:cs="Times New Roman" w:eastAsia="Times New Roman" w:hAnsi="Times New Roman"/>
-          <w:b w:val="false"/>
-          <w:bCs w:val="false"/>
-          <w:color w:val="000000"/>
-          <w:sz w:val="20"/>
-          <w:szCs w:val="20"/>
-        </w:rPr>
-        <w:t xml:space="preserve"/>
-      </w:r>
-    </w:p>
-    <w:p>
-      <w:pPr>
-        <w:spacing w:after="60"/>
-      </w:pPr>
-      <w:r>
-        <w:rPr>
-          <w:rFonts w:ascii="Times New Roman" w:cs="Times New Roman" w:eastAsia="Times New Roman" w:hAnsi="Times New Roman"/>
-          <w:b w:val="false"/>
-          <w:bCs w:val="false"/>
-          <w:color w:val="000000"/>
-          <w:sz w:val="20"/>
-          <w:szCs w:val="20"/>
-        </w:rPr>
-        <w:t xml:space="preserve">Здесь два нюанса, которые стоит держать в голове.</w:t>
-      </w:r>
-    </w:p>
-    <w:p>
-      <w:pPr>
-        <w:spacing w:after="40"/>
-      </w:pPr>
-      <w:r>
-        <w:rPr>
-          <w:rFonts w:ascii="Times New Roman" w:cs="Times New Roman" w:eastAsia="Times New Roman" w:hAnsi="Times New Roman"/>
-          <w:b w:val="false"/>
-          <w:bCs w:val="false"/>
-          <w:color w:val="000000"/>
-          <w:sz w:val="20"/>
-          <w:szCs w:val="20"/>
-        </w:rPr>
-        <w:t xml:space="preserve"/>
-      </w:r>
-    </w:p>
-    <w:p>
-      <w:pPr>
-        <w:spacing w:after="60"/>
-      </w:pPr>
-      <w:r>
-        <w:rPr>
-          <w:rFonts w:ascii="Times New Roman" w:cs="Times New Roman" w:eastAsia="Times New Roman" w:hAnsi="Times New Roman"/>
-          <w:b w:val="false"/>
-          <w:bCs w:val="false"/>
-          <w:color w:val="000000"/>
-          <w:sz w:val="20"/>
-          <w:szCs w:val="20"/>
-        </w:rPr>
-        <w:t xml:space="preserve">Перечень годовой. Распоряжение действует с 1 января по 31 декабря 2026 года. Будет ли перечень на 2027 год и в каком виде — пока неизвестно. Планируя налоговую нагрузку на несколько лет вперёд, закладывать текущие условия как постоянные нельзя.</w:t>
-      </w:r>
-    </w:p>
-    <w:p>
-      <w:pPr>
-        <w:spacing w:after="40"/>
-      </w:pPr>
-      <w:r>
-        <w:rPr>
-          <w:rFonts w:ascii="Times New Roman" w:cs="Times New Roman" w:eastAsia="Times New Roman" w:hAnsi="Times New Roman"/>
-          <w:b w:val="false"/>
-          <w:bCs w:val="false"/>
-          <w:color w:val="000000"/>
-          <w:sz w:val="20"/>
-          <w:szCs w:val="20"/>
-        </w:rPr>
-        <w:t xml:space="preserve"/>
-      </w:r>
-    </w:p>
-    <w:p>
-      <w:pPr>
-        <w:spacing w:after="60"/>
-      </w:pPr>
-      <w:r>
-        <w:rPr>
-          <w:rFonts w:ascii="Times New Roman" w:cs="Times New Roman" w:eastAsia="Times New Roman" w:hAnsi="Times New Roman"/>
-          <w:b w:val="false"/>
-          <w:bCs w:val="false"/>
-          <w:color w:val="000000"/>
-          <w:sz w:val="20"/>
-          <w:szCs w:val="20"/>
-        </w:rPr>
-        <w:t xml:space="preserve">Региональные законы, принятые раньше, продолжают работать, но не полностью. Минфин разъяснил: законы субъектов о пониженных ставках, принятые до 2026 года, применяются в части, не противоречащей Налоговому кодексу (письмо от 23.01.2026 № 03-11-09/4303). То есть если в региональном законе льгота дана по признаку, которого больше нет в кодексе, эта часть не работает.</w:t>
+        <w:t xml:space="preserve">Но с 2026 года это право сузилось. Раньше регион определял сам, кому давать пониженную ставку: всем упрощенцам или отдельным категориям — по численности работников, по статусу субъекта МСП, по отрасли. Теперь закон субъекта РФ может установить пониженную ставку только для налогоплательщиков, которые работают по видам экономической деятельности, определяемым Правительством РФ, и соответствуют критериям, установленным Правительством РФ (пункты 1 и 2 статьи 346.20 НК РФ в редакции Федерального закона от 28.11.2025 № 425-ФЗ).</w:t>
+      </w:r>
+    </w:p>
+    <w:p>
+      <w:pPr>
+        <w:spacing w:after="40"/>
+      </w:pPr>
+      <w:r>
+        <w:rPr>
+          <w:rFonts w:ascii="Times New Roman" w:cs="Times New Roman" w:eastAsia="Times New Roman" w:hAnsi="Times New Roman"/>
+          <w:b w:val="false"/>
+          <w:bCs w:val="false"/>
+          <w:color w:val="000000"/>
+          <w:sz w:val="20"/>
+          <w:szCs w:val="20"/>
+        </w:rPr>
+        <w:t xml:space="preserve"/>
+      </w:r>
+    </w:p>
+    <w:p>
+      <w:pPr>
+        <w:spacing w:after="60"/>
+      </w:pPr>
+      <w:r>
+        <w:rPr>
+          <w:rFonts w:ascii="Times New Roman" w:cs="Times New Roman" w:eastAsia="Times New Roman" w:hAnsi="Times New Roman"/>
+          <w:b w:val="false"/>
+          <w:bCs w:val="false"/>
+          <w:color w:val="000000"/>
+          <w:sz w:val="20"/>
+          <w:szCs w:val="20"/>
+        </w:rPr>
+        <w:t xml:space="preserve">Перечень на 2026 год утверждён распоряжением Правительства РФ от 30.12.2025 № 4176-р. В нём определены виды деятельности соответственно общероссийскому классификатору видов экономической деятельности (ОКВЭД 2), а также закреплено условие: доходы за отчётный или налоговый период не превышают 490,5 млн рублей. Из перечня выведены ломбарды, страхование жизни, негосударственные пенсионные фонды и организация азартных игр.</w:t>
+      </w:r>
+    </w:p>
+    <w:p>
+      <w:pPr>
+        <w:spacing w:after="40"/>
+      </w:pPr>
+      <w:r>
+        <w:rPr>
+          <w:rFonts w:ascii="Times New Roman" w:cs="Times New Roman" w:eastAsia="Times New Roman" w:hAnsi="Times New Roman"/>
+          <w:b w:val="false"/>
+          <w:bCs w:val="false"/>
+          <w:color w:val="000000"/>
+          <w:sz w:val="20"/>
+          <w:szCs w:val="20"/>
+        </w:rPr>
+        <w:t xml:space="preserve"/>
+      </w:r>
+    </w:p>
+    <w:p>
+      <w:pPr>
+        <w:spacing w:after="60"/>
+      </w:pPr>
+      <w:r>
+        <w:rPr>
+          <w:rFonts w:ascii="Times New Roman" w:cs="Times New Roman" w:eastAsia="Times New Roman" w:hAnsi="Times New Roman"/>
+          <w:b w:val="false"/>
+          <w:bCs w:val="false"/>
+          <w:color w:val="000000"/>
+          <w:sz w:val="20"/>
+          <w:szCs w:val="20"/>
+        </w:rPr>
+        <w:t xml:space="preserve">Здесь два нюанса, на которые стоит обратить внимание.</w:t>
+      </w:r>
+    </w:p>
+    <w:p>
+      <w:pPr>
+        <w:spacing w:after="40"/>
+      </w:pPr>
+      <w:r>
+        <w:rPr>
+          <w:rFonts w:ascii="Times New Roman" w:cs="Times New Roman" w:eastAsia="Times New Roman" w:hAnsi="Times New Roman"/>
+          <w:b w:val="false"/>
+          <w:bCs w:val="false"/>
+          <w:color w:val="000000"/>
+          <w:sz w:val="20"/>
+          <w:szCs w:val="20"/>
+        </w:rPr>
+        <w:t xml:space="preserve"/>
+      </w:r>
+    </w:p>
+    <w:p>
+      <w:pPr>
+        <w:spacing w:after="60"/>
+      </w:pPr>
+      <w:r>
+        <w:rPr>
+          <w:rFonts w:ascii="Times New Roman" w:cs="Times New Roman" w:eastAsia="Times New Roman" w:hAnsi="Times New Roman"/>
+          <w:b w:val="false"/>
+          <w:bCs w:val="false"/>
+          <w:color w:val="000000"/>
+          <w:sz w:val="20"/>
+          <w:szCs w:val="20"/>
+        </w:rPr>
+        <w:t xml:space="preserve">Срок действия распоряжения. Распоряжение действует с 1 января по 31 декабря 2026 года. Будет ли перечень на 2027 год и в каком виде — пока неизвестно. Планируя налоговую нагрузку на несколько лет вперёд, закладывать текущие условия как постоянные нельзя.</w:t>
+      </w:r>
+    </w:p>
+    <w:p>
+      <w:pPr>
+        <w:spacing w:after="40"/>
+      </w:pPr>
+      <w:r>
+        <w:rPr>
+          <w:rFonts w:ascii="Times New Roman" w:cs="Times New Roman" w:eastAsia="Times New Roman" w:hAnsi="Times New Roman"/>
+          <w:b w:val="false"/>
+          <w:bCs w:val="false"/>
+          <w:color w:val="000000"/>
+          <w:sz w:val="20"/>
+          <w:szCs w:val="20"/>
+        </w:rPr>
+        <w:t xml:space="preserve"/>
+      </w:r>
+    </w:p>
+    <w:p>
+      <w:pPr>
+        <w:spacing w:after="60"/>
+      </w:pPr>
+      <w:r>
+        <w:rPr>
+          <w:rFonts w:ascii="Times New Roman" w:cs="Times New Roman" w:eastAsia="Times New Roman" w:hAnsi="Times New Roman"/>
+          <w:b w:val="false"/>
+          <w:bCs w:val="false"/>
+          <w:color w:val="000000"/>
+          <w:sz w:val="20"/>
+          <w:szCs w:val="20"/>
+        </w:rPr>
+        <w:t xml:space="preserve">Региональные законы, принятые раньше, продолжают работать, но не в полном объёме. Минфин разъяснил: законы субъектов о пониженных ставках, принятые до 2026 года, применяются в части, не противоречащей Налоговому кодексу (письмо от 23.01.2026 № 03-11-09/4303).</w:t>
       </w:r>
     </w:p>
     <w:p>
@@ -1119,39 +1119,39 @@
           <w:sz w:val="20"/>
           <w:szCs w:val="20"/>
         </w:rPr>
-        <w:t xml:space="preserve">Разница с прежним порядком не в цифрах, а в том, кто попадает под пониженную ставку. Проверка для собственника теперь состоит из трёх шагов: ваш код ОКВЭД есть в перечне Правительства; ваши доходы укладываются в 490,5 млн рублей; ваш регион принял закон, который снижает ставку именно для вашего вида деятельности.</w:t>
-      </w:r>
-    </w:p>
-    <w:p>
-      <w:pPr>
-        <w:spacing w:after="40"/>
-      </w:pPr>
-      <w:r>
-        <w:rPr>
-          <w:rFonts w:ascii="Times New Roman" w:cs="Times New Roman" w:eastAsia="Times New Roman" w:hAnsi="Times New Roman"/>
-          <w:b w:val="false"/>
-          <w:bCs w:val="false"/>
-          <w:color w:val="000000"/>
-          <w:sz w:val="20"/>
-          <w:szCs w:val="20"/>
-        </w:rPr>
-        <w:t xml:space="preserve"/>
-      </w:r>
-    </w:p>
-    <w:p>
-      <w:pPr>
-        <w:spacing w:after="60"/>
-      </w:pPr>
-      <w:r>
-        <w:rPr>
-          <w:rFonts w:ascii="Times New Roman" w:cs="Times New Roman" w:eastAsia="Times New Roman" w:hAnsi="Times New Roman"/>
-          <w:b w:val="false"/>
-          <w:bCs w:val="false"/>
-          <w:color w:val="000000"/>
-          <w:sz w:val="20"/>
-          <w:szCs w:val="20"/>
-        </w:rPr>
-        <w:t xml:space="preserve">Все три условия должны выполняться одновременно. Если регион закон не принял, ставка остаётся базовой, сколько бы ни было льгот у соседей.</w:t>
+        <w:t xml:space="preserve">Проверка для собственника состоит из трёх шагов: ваш код ОКВЭД есть в перечне Правительства; ваши доходы укладываются в 490,5 млн рублей; ваш регион принял закон, который снижает ставку именно для вашего вида деятельности.</w:t>
+      </w:r>
+    </w:p>
+    <w:p>
+      <w:pPr>
+        <w:spacing w:after="40"/>
+      </w:pPr>
+      <w:r>
+        <w:rPr>
+          <w:rFonts w:ascii="Times New Roman" w:cs="Times New Roman" w:eastAsia="Times New Roman" w:hAnsi="Times New Roman"/>
+          <w:b w:val="false"/>
+          <w:bCs w:val="false"/>
+          <w:color w:val="000000"/>
+          <w:sz w:val="20"/>
+          <w:szCs w:val="20"/>
+        </w:rPr>
+        <w:t xml:space="preserve"/>
+      </w:r>
+    </w:p>
+    <w:p>
+      <w:pPr>
+        <w:spacing w:after="60"/>
+      </w:pPr>
+      <w:r>
+        <w:rPr>
+          <w:rFonts w:ascii="Times New Roman" w:cs="Times New Roman" w:eastAsia="Times New Roman" w:hAnsi="Times New Roman"/>
+          <w:b w:val="false"/>
+          <w:bCs w:val="false"/>
+          <w:color w:val="000000"/>
+          <w:sz w:val="20"/>
+          <w:szCs w:val="20"/>
+        </w:rPr>
+        <w:t xml:space="preserve">Все три условия должны выполняться одновременно. Если регион закон не принял, ставка остаётся базовой.</w:t>
       </w:r>
     </w:p>
     <w:p>
@@ -1903,7 +1903,39 @@
           <w:sz w:val="20"/>
           <w:szCs w:val="20"/>
         </w:rPr>
-        <w:t xml:space="preserve">Обратное движение нормой не ограничено: если вы переезжаете в регион с более высокой ставкой, применяется ставка нового региона.</w:t>
+        <w:t xml:space="preserve">Если вы переезжаете в регион с более высокой налоговой ставкой, никаких ограничений не действует — сразу применяется ставка нового региона.</w:t>
+      </w:r>
+    </w:p>
+    <w:p>
+      <w:pPr>
+        <w:spacing w:after="40"/>
+      </w:pPr>
+      <w:r>
+        <w:rPr>
+          <w:rFonts w:ascii="Times New Roman" w:cs="Times New Roman" w:eastAsia="Times New Roman" w:hAnsi="Times New Roman"/>
+          <w:b w:val="false"/>
+          <w:bCs w:val="false"/>
+          <w:color w:val="000000"/>
+          <w:sz w:val="20"/>
+          <w:szCs w:val="20"/>
+        </w:rPr>
+        <w:t xml:space="preserve"/>
+      </w:r>
+    </w:p>
+    <w:p>
+      <w:pPr>
+        <w:spacing w:after="60"/>
+      </w:pPr>
+      <w:r>
+        <w:rPr>
+          <w:rFonts w:ascii="Times New Roman" w:cs="Times New Roman" w:eastAsia="Times New Roman" w:hAnsi="Times New Roman"/>
+          <w:b w:val="false"/>
+          <w:bCs w:val="false"/>
+          <w:color w:val="000000"/>
+          <w:sz w:val="20"/>
+          <w:szCs w:val="20"/>
+        </w:rPr>
+        <w:t xml:space="preserve">А если открыть новое ИП или ООО в льготном регионе? Пониженная ставка УСН будет работать с момента открытия бизнеса — здесь изменений нет. Ограничение касается смены места нахождения или места жительства, а не первой регистрации. И если бизнес действительно будет работать в этом регионе, претензий у налоговой не будет.</w:t>
       </w:r>
     </w:p>
     <w:p>
@@ -2159,7 +2191,7 @@
           <w:sz w:val="20"/>
           <w:szCs w:val="20"/>
         </w:rPr>
-        <w:t xml:space="preserve">Два изменения против прежнего порядка стоит отметить отдельно, потому что они встречаются в старых разборах. Условие о доле доходов не менее 70% и право регионов вводить собственные ограничения по доходу и численности работников утратили силу с 2026 года по закону № 425-ФЗ. Виды деятельности для каникул теперь тоже определяет Правительство РФ, а не каждый регион самостоятельно.</w:t>
+        <w:t xml:space="preserve">Виды деятельности для каникул теперь тоже определяет Правительство РФ, а не каждый регион самостоятельно.</w:t>
       </w:r>
     </w:p>
     <w:p>
@@ -2223,7 +2255,71 @@
           <w:sz w:val="20"/>
           <w:szCs w:val="20"/>
         </w:rPr>
-        <w:t xml:space="preserve">Отдельно о сроке. 2026 год — последний, в котором норма о каникулах действует. Для предпринимателя, который регистрируется сейчас, это означает: льгота рассчитана на два налоговых периода, и её судьба после 2026 года зависит от того, продлит законодатель норму или нет. Такое продление случалось уже несколько раз, но планировать бизнес, рассчитывая на него, не стоит.</w:t>
+        <w:t xml:space="preserve">Каникулы работают и на патенте. Нулевую ставку субъект РФ вправе установить и для предпринимателей на патентной системе — для тех же сфер: производственной, социальной, научной и бытовых услуг населению. Условия те же: ИП зарегистрирован впервые, ставка действует два налоговых периода, виды деятельности определяет закон субъекта.</w:t>
+      </w:r>
+    </w:p>
+    <w:p>
+      <w:pPr>
+        <w:spacing w:after="40"/>
+      </w:pPr>
+      <w:r>
+        <w:rPr>
+          <w:rFonts w:ascii="Times New Roman" w:cs="Times New Roman" w:eastAsia="Times New Roman" w:hAnsi="Times New Roman"/>
+          <w:b w:val="false"/>
+          <w:bCs w:val="false"/>
+          <w:color w:val="000000"/>
+          <w:sz w:val="20"/>
+          <w:szCs w:val="20"/>
+        </w:rPr>
+        <w:t xml:space="preserve"/>
+      </w:r>
+    </w:p>
+    <w:p>
+      <w:pPr>
+        <w:spacing w:after="60"/>
+      </w:pPr>
+      <w:r>
+        <w:rPr>
+          <w:rFonts w:ascii="Times New Roman" w:cs="Times New Roman" w:eastAsia="Times New Roman" w:hAnsi="Times New Roman"/>
+          <w:b w:val="false"/>
+          <w:bCs w:val="false"/>
+          <w:color w:val="000000"/>
+          <w:sz w:val="20"/>
+          <w:szCs w:val="20"/>
+        </w:rPr>
+        <w:t xml:space="preserve">И главное о сроке: 2026 год — последний. Право регионов устанавливать нулевую ставку прекращает действовать с 1 января 2027 года, и Минфин это подтвердил. Срок уже продлевали, но на новое продление рассчитывать нельзя: закона о нём нет.</w:t>
+      </w:r>
+    </w:p>
+    <w:p>
+      <w:pPr>
+        <w:spacing w:after="40"/>
+      </w:pPr>
+      <w:r>
+        <w:rPr>
+          <w:rFonts w:ascii="Times New Roman" w:cs="Times New Roman" w:eastAsia="Times New Roman" w:hAnsi="Times New Roman"/>
+          <w:b w:val="false"/>
+          <w:bCs w:val="false"/>
+          <w:color w:val="000000"/>
+          <w:sz w:val="20"/>
+          <w:szCs w:val="20"/>
+        </w:rPr>
+        <w:t xml:space="preserve"/>
+      </w:r>
+    </w:p>
+    <w:p>
+      <w:pPr>
+        <w:spacing w:after="60"/>
+      </w:pPr>
+      <w:r>
+        <w:rPr>
+          <w:rFonts w:ascii="Times New Roman" w:cs="Times New Roman" w:eastAsia="Times New Roman" w:hAnsi="Times New Roman"/>
+          <w:b w:val="false"/>
+          <w:bCs w:val="false"/>
+          <w:color w:val="000000"/>
+          <w:sz w:val="20"/>
+          <w:szCs w:val="20"/>
+        </w:rPr>
+        <w:t xml:space="preserve">Для предпринимателя это означает конкретную вещь. Даже если двухлетний период ещё не закончился, с 1 января 2027 года применять нулевую ставку будет нельзя — независимо от того, в каком месяце 2026 года вы зарегистрировались. ИП, который открылся в ноябре 2026-го, получит каникулы фактически на два месяца, а с января придётся считать налог по обычной ставке и заложить эти платежи в бюджет.</w:t>
       </w:r>
     </w:p>
     <w:p>
@@ -2319,7 +2415,7 @@
           <w:sz w:val="20"/>
           <w:szCs w:val="20"/>
         </w:rPr>
-        <w:t xml:space="preserve">На какой ставке эти регионы работают в 2026 году, нужно смотреть в законе конкретного субъекта: общей нормы, которая распространяла бы право на нулевую ставку на 2026 год, в статье 346.20 нет. Если ваш бизнес зарегистрирован в одном из этих регионов или планирует туда выходить, это тот случай, когда ориентироваться на обзоры нельзя — только на действующий региональный закон и на разъяснение своей инспекции.</w:t>
+        <w:t xml:space="preserve">На какой ставке эти регионы работают в 2026 году, нужно смотреть в законе конкретного субъекта: общей нормы, которая распространяла бы право на нулевую ставку на 2026 год, в статье 346.20 нет. Если ваш бизнес зарегистрирован в одном из этих регионов или планирует туда выходить, это тот случай, когда ориентироваться нужно на действующий региональный закон и на разъяснение своей инспекции.</w:t>
       </w:r>
     </w:p>
     <w:p>
@@ -2447,7 +2543,7 @@
           <w:sz w:val="20"/>
           <w:szCs w:val="20"/>
         </w:rPr>
-        <w:t xml:space="preserve">• Если льготу применяли раньше — не отпала ли она: региональный закон работает только в части, не противоречащей кодексу.</w:t>
+        <w:t xml:space="preserve">• Если льготу применяли раньше — действует ли она на данный момент: региональный закон работает только в части, не противоречащей кодексу.</w:t>
       </w:r>
     </w:p>
     <w:p>
@@ -2591,7 +2687,7 @@
           <w:sz w:val="20"/>
           <w:szCs w:val="20"/>
         </w:rPr>
-        <w:t xml:space="preserve">Да, но не полностью. Минфин разъяснил, что региональные законы применяются в части, не противоречащей Налоговому кодексу (письмо от 23.01.2026 № 03-11-09/4303). Если льгота в законе привязана к признаку, которого больше нет в кодексе, эта часть не действует.</w:t>
+        <w:t xml:space="preserve">Да, но не в полном объёме. Минфин разъяснил, что региональные законы применяются в части, не противоречащей Налоговому кодексу (письмо от 23.01.2026 № 03-11-09/4303). Если льгота в законе привязана к признаку, которого больше нет в кодексе, эта часть не действует.</w:t>
       </w:r>
     </w:p>
     <w:p>

--- a/05-content/articles/regionalnye-lgoty/RAZM-statya-2-regionalnye-lgoty.docx
+++ b/05-content/articles/regionalnye-lgoty/RAZM-statya-2-regionalnye-lgoty.docx
@@ -3375,7 +3375,7 @@
           <w:sz w:val="20"/>
           <w:szCs w:val="20"/>
         </w:rPr>
-        <w:t xml:space="preserve">Материал подготовлен при помощи ИИ, проверен экспертом 1+1 Еленой Хохловой.</w:t>
+        <w:t xml:space="preserve">Материал подготовлен при помощи ИИ, проверен экспертом 1+1 Еленой Веневцевой.</w:t>
       </w:r>
     </w:p>
     <w:p>
